--- a/DAY-2/LAB EXERCISE/Exercise-8 - Terraform Workspace Management.docx
+++ b/DAY-2/LAB EXERCISE/Exercise-8 - Terraform Workspace Management.docx
@@ -150,7 +150,7 @@
           <w:lang w:val="en-IN"/>
         </w:rPr>
         <w:pict w14:anchorId="4D2E4DCD">
-          <v:rect id="_x0000_i1028" style="width:0;height:1.5pt" o:hralign="center" o:hrstd="t" o:hr="t" fillcolor="#a0a0a0" stroked="f"/>
+          <v:rect id="_x0000_i1025" style="width:0;height:1.5pt" o:hralign="center" o:hrstd="t" o:hr="t" fillcolor="#a0a0a0" stroked="f"/>
         </w:pict>
       </w:r>
     </w:p>
@@ -280,7 +280,7 @@
           <w:lang w:val="en-IN"/>
         </w:rPr>
         <w:pict w14:anchorId="046B80D3">
-          <v:rect id="_x0000_i1029" style="width:0;height:1.5pt" o:hralign="center" o:hrstd="t" o:hr="t" fillcolor="#a0a0a0" stroked="f"/>
+          <v:rect id="_x0000_i1026" style="width:0;height:1.5pt" o:hralign="center" o:hrstd="t" o:hr="t" fillcolor="#a0a0a0" stroked="f"/>
         </w:pict>
       </w:r>
     </w:p>
@@ -362,7 +362,7 @@
     <w:p>
       <w:pPr>
         <w:pBdr>
-          <w:top w:val="single" w:sz="4" w:space="1" w:color="auto"/>
+          <w:top w:val="single" w:sz="4" w:space="0" w:color="auto"/>
           <w:left w:val="single" w:sz="4" w:space="4" w:color="auto"/>
           <w:bottom w:val="single" w:sz="4" w:space="1" w:color="auto"/>
           <w:right w:val="single" w:sz="4" w:space="4" w:color="auto"/>
@@ -479,7 +479,7 @@
         </w:rPr>
         <w:lastRenderedPageBreak/>
         <w:pict w14:anchorId="2B39DFD7">
-          <v:rect id="_x0000_i1030" style="width:0;height:1.5pt" o:hralign="center" o:hrstd="t" o:hr="t" fillcolor="#a0a0a0" stroked="f"/>
+          <v:rect id="_x0000_i1027" style="width:0;height:1.5pt" o:hralign="center" o:hrstd="t" o:hr="t" fillcolor="#a0a0a0" stroked="f"/>
         </w:pict>
       </w:r>
     </w:p>
@@ -564,7 +564,7 @@
           <w:lang w:val="en-IN"/>
         </w:rPr>
         <w:pict w14:anchorId="664D15FE">
-          <v:rect id="_x0000_i1031" style="width:0;height:1.5pt" o:hralign="center" o:hrstd="t" o:hr="t" fillcolor="#a0a0a0" stroked="f"/>
+          <v:rect id="_x0000_i1028" style="width:0;height:1.5pt" o:hralign="center" o:hrstd="t" o:hr="t" fillcolor="#a0a0a0" stroked="f"/>
         </w:pict>
       </w:r>
     </w:p>
@@ -712,7 +712,7 @@
           <w:lang w:val="en-IN"/>
         </w:rPr>
         <w:pict w14:anchorId="365197C7">
-          <v:rect id="_x0000_i1032" style="width:0;height:1.5pt" o:hralign="center" o:hrstd="t" o:hr="t" fillcolor="#a0a0a0" stroked="f"/>
+          <v:rect id="_x0000_i1029" style="width:0;height:1.5pt" o:hralign="center" o:hrstd="t" o:hr="t" fillcolor="#a0a0a0" stroked="f"/>
         </w:pict>
       </w:r>
     </w:p>
@@ -785,7 +785,81 @@
           <w:color w:val="000000" w:themeColor="text1"/>
           <w:lang w:val="en-IN"/>
         </w:rPr>
-        <w:t>terraform destroy -auto-approve</w:t>
+        <w:t xml:space="preserve">terraform </w:t>
+      </w:r>
+      <w:proofErr w:type="gramStart"/>
+      <w:r>
+        <w:rPr>
+          <w:rFonts w:ascii="Georgia" w:eastAsia="Georgia Pro" w:hAnsi="Georgia" w:cs="Georgia Pro"/>
+          <w:color w:val="000000" w:themeColor="text1"/>
+          <w:lang w:val="en-IN"/>
+        </w:rPr>
+        <w:t xml:space="preserve">destroy </w:t>
+      </w:r>
+      <w:r>
+        <w:rPr>
+          <w:rFonts w:ascii="Georgia" w:eastAsia="Georgia Pro" w:hAnsi="Georgia" w:cs="Georgia Pro"/>
+          <w:color w:val="000000" w:themeColor="text1"/>
+          <w:lang w:val="en-IN"/>
+        </w:rPr>
+        <w:t xml:space="preserve"> </w:t>
+      </w:r>
+      <w:r>
+        <w:rPr>
+          <w:rFonts w:ascii="Georgia" w:hAnsi="Georgia"/>
+          <w:color w:val="000000" w:themeColor="text1"/>
+        </w:rPr>
+        <w:t>-</w:t>
+      </w:r>
+      <w:proofErr w:type="gramEnd"/>
+      <w:r>
+        <w:rPr>
+          <w:rFonts w:ascii="Georgia" w:hAnsi="Georgia"/>
+          <w:color w:val="000000" w:themeColor="text1"/>
+        </w:rPr>
+        <w:t>var-file="</w:t>
+      </w:r>
+      <w:proofErr w:type="spellStart"/>
+      <w:proofErr w:type="gramStart"/>
+      <w:r>
+        <w:rPr>
+          <w:rFonts w:ascii="Georgia" w:hAnsi="Georgia"/>
+          <w:color w:val="000000" w:themeColor="text1"/>
+        </w:rPr>
+        <w:t>dev.tfvars</w:t>
+      </w:r>
+      <w:proofErr w:type="spellEnd"/>
+      <w:r>
+        <w:rPr>
+          <w:rFonts w:ascii="Georgia" w:hAnsi="Georgia"/>
+          <w:color w:val="000000" w:themeColor="text1"/>
+        </w:rPr>
+        <w:t>"</w:t>
+      </w:r>
+      <w:r>
+        <w:rPr>
+          <w:rFonts w:ascii="Georgia" w:eastAsia="Georgia Pro" w:hAnsi="Georgia" w:cs="Georgia Pro"/>
+          <w:color w:val="000000" w:themeColor="text1"/>
+          <w:lang w:val="en-IN"/>
+        </w:rPr>
+        <w:t xml:space="preserve">  </w:t>
+      </w:r>
+      <w:r>
+        <w:rPr>
+          <w:rFonts w:ascii="Georgia" w:eastAsia="Georgia Pro" w:hAnsi="Georgia" w:cs="Georgia Pro"/>
+          <w:color w:val="000000" w:themeColor="text1"/>
+          <w:lang w:val="en-IN"/>
+        </w:rPr>
+        <w:t>-</w:t>
+      </w:r>
+      <w:proofErr w:type="gramEnd"/>
+      <w:r>
+        <w:rPr>
+          <w:rFonts w:ascii="Georgia" w:eastAsia="Georgia Pro" w:hAnsi="Georgia" w:cs="Georgia Pro"/>
+          <w:color w:val="000000" w:themeColor="text1"/>
+          <w:lang w:val="en-IN"/>
+        </w:rPr>
+        <w:t>auto-approve</w:t>
       </w:r>
     </w:p>
     <w:p>
@@ -845,7 +919,72 @@
           <w:color w:val="000000" w:themeColor="text1"/>
           <w:lang w:val="en-IN"/>
         </w:rPr>
-        <w:t>terraform destroy -auto-approve</w:t>
+        <w:t xml:space="preserve">terraform </w:t>
+      </w:r>
+      <w:proofErr w:type="gramStart"/>
+      <w:r>
+        <w:rPr>
+          <w:rFonts w:ascii="Georgia" w:eastAsia="Georgia Pro" w:hAnsi="Georgia" w:cs="Georgia Pro"/>
+          <w:color w:val="000000" w:themeColor="text1"/>
+          <w:lang w:val="en-IN"/>
+        </w:rPr>
+        <w:t xml:space="preserve">destroy </w:t>
+      </w:r>
+      <w:r>
+        <w:rPr>
+          <w:rFonts w:ascii="Georgia" w:eastAsia="Georgia Pro" w:hAnsi="Georgia" w:cs="Georgia Pro"/>
+          <w:color w:val="000000" w:themeColor="text1"/>
+          <w:lang w:val="en-IN"/>
+        </w:rPr>
+        <w:t xml:space="preserve"> </w:t>
+      </w:r>
+      <w:r>
+        <w:rPr>
+          <w:rFonts w:ascii="Georgia" w:hAnsi="Georgia"/>
+          <w:color w:val="000000" w:themeColor="text1"/>
+        </w:rPr>
+        <w:t>-</w:t>
+      </w:r>
+      <w:proofErr w:type="gramEnd"/>
+      <w:r>
+        <w:rPr>
+          <w:rFonts w:ascii="Georgia" w:hAnsi="Georgia"/>
+          <w:color w:val="000000" w:themeColor="text1"/>
+        </w:rPr>
+        <w:t>var-file="</w:t>
+      </w:r>
+      <w:proofErr w:type="spellStart"/>
+      <w:proofErr w:type="gramStart"/>
+      <w:r>
+        <w:rPr>
+          <w:rFonts w:ascii="Georgia" w:hAnsi="Georgia"/>
+          <w:color w:val="000000" w:themeColor="text1"/>
+        </w:rPr>
+        <w:t>qa.tfvars</w:t>
+      </w:r>
+      <w:proofErr w:type="spellEnd"/>
+      <w:proofErr w:type="gramEnd"/>
+      <w:r>
+        <w:rPr>
+          <w:rFonts w:ascii="Georgia" w:hAnsi="Georgia"/>
+          <w:color w:val="000000" w:themeColor="text1"/>
+        </w:rPr>
+        <w:t>"</w:t>
+      </w:r>
+      <w:r>
+        <w:rPr>
+          <w:rFonts w:ascii="Georgia" w:hAnsi="Georgia"/>
+          <w:color w:val="000000" w:themeColor="text1"/>
+        </w:rPr>
+        <w:t xml:space="preserve"> </w:t>
+      </w:r>
+      <w:r>
+        <w:rPr>
+          <w:rFonts w:ascii="Georgia" w:eastAsia="Georgia Pro" w:hAnsi="Georgia" w:cs="Georgia Pro"/>
+          <w:color w:val="000000" w:themeColor="text1"/>
+          <w:lang w:val="en-IN"/>
+        </w:rPr>
+        <w:t>-auto-approve</w:t>
       </w:r>
     </w:p>
     <w:p>
